--- a/downloads/sales-follow-up-email-after-proposal.docx
+++ b/downloads/sales-follow-up-email-after-proposal.docx
@@ -1006,7 +1006,7 @@
           <w:color w:val="666666"/>
           <w:sz w:val="18"/>
         </w:rPr>
-        <w:t xml:space="preserve">The full version: Cold Email from a Website. Give it a prospect's URL and what you sell. Get a 3-email sequence built on what is actually on their site, with every observation sourced.</w:t>
+        <w:t xml:space="preserve">The full version: Follow-Up Ladder. Paste a stalled lead's history. Get four follow-ups with falling pressure, subject lines and send gaps, using only facts from the history.</w:t>
       </w:r>
     </w:p>
     <w:p>
@@ -1030,7 +1030,7 @@
           <w:color w:val="666666"/>
           <w:sz w:val="18"/>
         </w:rPr>
-        <w:t xml:space="preserve">More about it: https://proskillpacks.github.io/skills/cold-email-from-a-website/</w:t>
+        <w:t xml:space="preserve">More about it: https://proskillpacks.github.io/skills/follow-up-ladder/</w:t>
       </w:r>
     </w:p>
     <w:sectPr>
